--- a/templates/W3-02-03B.docx
+++ b/templates/W3-02-03B.docx
@@ -77,7 +77,7 @@
           <w:rFonts w:ascii="標楷體" w:eastAsia="標楷體" w:hAnsi="標楷體" w:hint="eastAsia"/>
           <w:sz w:val="28"/>
         </w:rPr>
-        <w:t>■</w:t>
+        <w:t>{{FIRSTCK}}</w:t>
       </w:r>
       <w:r>
         <w:rPr>
@@ -91,7 +91,7 @@
           <w:rFonts w:ascii="標楷體" w:eastAsia="標楷體" w:hAnsi="標楷體" w:hint="eastAsia"/>
           <w:sz w:val="28"/>
         </w:rPr>
-        <w:t>□複檢</w:t>
+        <w:t>{{RECK}}複檢</w:t>
       </w:r>
       <w:r>
         <w:rPr>
@@ -463,7 +463,7 @@
                 <w:sz w:val="21"/>
                 <w:szCs w:val="21"/>
               </w:rPr>
-              <w:t xml:space="preserve">{{LIFTLOAD}}          公噸       </w:t>
+              <w:t xml:space="preserve">{{LIFTLOAD}}  公噸       </w:t>
             </w:r>
           </w:p>
         </w:tc>

--- a/templates/W3-02-03B.docx
+++ b/templates/W3-02-03B.docx
@@ -463,7 +463,7 @@
                 <w:sz w:val="21"/>
                 <w:szCs w:val="21"/>
               </w:rPr>
-              <w:t xml:space="preserve">{{LIFTLOAD}}  公噸       </w:t>
+              <w:t xml:space="preserve">{{LIFTLOAD}}公噸       </w:t>
             </w:r>
           </w:p>
         </w:tc>

--- a/templates/W3-02-03B.docx
+++ b/templates/W3-02-03B.docx
@@ -11,8 +11,8 @@
           <w:rFonts w:ascii="標楷體" w:eastAsia="標楷體" w:hint="eastAsia"/>
           <w:b/>
           <w:bCs/>
-          <w:sz w:val="36"/>
-          <w:szCs w:val="36"/>
+          <w:sz w:val="30"/>
+          <w:szCs w:val="30"/>
         </w:rPr>
       </w:pPr>
       <w:r>
@@ -20,18 +20,18 @@
           <w:rFonts w:ascii="標楷體" w:eastAsia="標楷體" w:hint="eastAsia"/>
           <w:b/>
           <w:bCs/>
-          <w:sz w:val="36"/>
-          <w:szCs w:val="36"/>
+          <w:sz w:val="30"/>
+          <w:szCs w:val="30"/>
         </w:rPr>
-        <w:t xml:space="preserve"> ({{ORG}})</w:t>
+        <w:t xml:space="preserve">({{ORG}})</w:t>
       </w:r>
       <w:r>
         <w:rPr>
           <w:rFonts w:ascii="標楷體" w:eastAsia="標楷體" w:hAnsi="標楷體" w:hint="eastAsia"/>
           <w:b/>
           <w:bCs/>
-          <w:sz w:val="36"/>
-          <w:szCs w:val="36"/>
+          <w:sz w:val="30"/>
+          <w:szCs w:val="30"/>
         </w:rPr>
         <w:t>人字臂起重桿</w:t>
       </w:r>
@@ -41,8 +41,8 @@
           <w:b/>
           <w:bCs/>
           <w:spacing w:val="-20"/>
-          <w:sz w:val="36"/>
-          <w:szCs w:val="36"/>
+          <w:sz w:val="30"/>
+          <w:szCs w:val="30"/>
         </w:rPr>
         <w:t>竣工</w:t>
       </w:r>
@@ -51,8 +51,8 @@
           <w:rFonts w:ascii="標楷體" w:eastAsia="標楷體" w:hint="eastAsia"/>
           <w:b/>
           <w:bCs/>
-          <w:sz w:val="36"/>
-          <w:szCs w:val="36"/>
+          <w:sz w:val="30"/>
+          <w:szCs w:val="30"/>
         </w:rPr>
         <w:t>檢查結果及會談紀錄</w:t>
       </w:r>

--- a/templates/W3-02-03B.docx
+++ b/templates/W3-02-03B.docx
@@ -5881,7 +5881,7 @@
                 <w:rFonts w:ascii="標楷體" w:eastAsia="標楷體" w:hint="eastAsia"/>
                 <w:sz w:val="20"/>
               </w:rPr>
-              <w:t>□1.檢查結果： □合格  □不合格  □未備妥  □程序不符</w:t>
+              <w:t>■1.檢查結果： □合格  □不合格  □未備妥  □程序不符</w:t>
             </w:r>
           </w:p>
           <w:p>

--- a/templates/W3-02-03B.docx
+++ b/templates/W3-02-03B.docx
@@ -23,7 +23,7 @@
           <w:sz w:val="30"/>
           <w:szCs w:val="30"/>
         </w:rPr>
-        <w:t xml:space="preserve">({{ORG}})</w:t>
+        <w:t xml:space="preserve">{{ORG}}</w:t>
       </w:r>
       <w:r>
         <w:rPr>
